--- a/core/src/core/usecases/documents/builtin/blanks/contract-persons.docx
+++ b/core/src/core/usecases/documents/builtin/blanks/contract-persons.docx
@@ -77,26 +77,26 @@
           <w:sz w:val="24"/>
           <w:szCs w:val="24"/>
         </w:rPr>
-        <w:t xml:space="preserve">{{client_name}}, {{client_birthdate}} года рождения, адрес регистрации: {{client_address}}, паспорт {{client_passport}}, выдан {{client_passport_issued}} (далее — «Заказчик»), с одной стороны, и</w:t>
-      </w:r>
-    </w:p>
-    <w:p>
-      <w:pPr>
-        <w:spacing w:before="0" w:after="120" w:line="240" w:lineRule="auto"/>
-        <w:jc w:val="both"/>
-        <w:rPr>
-          <w:rFonts w:ascii="Times New Roman" w:hAnsi="Times New Roman" w:cs="Times New Roman" w:eastAsia="Times New Roman"/>
-          <w:sz w:val="24"/>
-          <w:szCs w:val="24"/>
-        </w:rPr>
-      </w:pPr>
-      <w:r>
-        <w:rPr>
-          <w:rFonts w:ascii="Times New Roman" w:hAnsi="Times New Roman" w:cs="Times New Roman" w:eastAsia="Times New Roman"/>
-          <w:sz w:val="24"/>
-          <w:szCs w:val="24"/>
-        </w:rPr>
-        <w:t xml:space="preserve">{{seller_name}}, {{seller_birthdate}} года рождения, адрес регистрации: {{seller_address}}, паспорт {{seller_passport}}, выдан {{seller_passport_issued}} (далее — «Исполнитель»), с другой стороны, вместе именуемые «Стороны», заключили настоящий договор о нижеследующем:</w:t>
+        <w:t xml:space="preserve">{{client_name}}[[, {{client_birthdate}} года рождения]], адрес регистрации: {{client_address}}[[, паспорт {{client_passport}}]][[, выдан {{client_passport_issued}}]] (далее — «Заказчик»), с одной стороны, и</w:t>
+      </w:r>
+    </w:p>
+    <w:p>
+      <w:pPr>
+        <w:spacing w:before="0" w:after="120" w:line="240" w:lineRule="auto"/>
+        <w:jc w:val="both"/>
+        <w:rPr>
+          <w:rFonts w:ascii="Times New Roman" w:hAnsi="Times New Roman" w:cs="Times New Roman" w:eastAsia="Times New Roman"/>
+          <w:sz w:val="24"/>
+          <w:szCs w:val="24"/>
+        </w:rPr>
+      </w:pPr>
+      <w:r>
+        <w:rPr>
+          <w:rFonts w:ascii="Times New Roman" w:hAnsi="Times New Roman" w:cs="Times New Roman" w:eastAsia="Times New Roman"/>
+          <w:sz w:val="24"/>
+          <w:szCs w:val="24"/>
+        </w:rPr>
+        <w:t xml:space="preserve">{{seller_name}}[[, {{seller_birthdate}} года рождения]], адрес регистрации: {{seller_address}}[[, паспорт {{seller_passport}}]][[, выдан {{seller_passport_issued}}]] (далее — «Исполнитель»), с другой стороны, вместе именуемые «Стороны», заключили настоящий договор о нижеследующем:</w:t>
       </w:r>
     </w:p>
     <w:p>
@@ -868,7 +868,7 @@
           <w:sz w:val="24"/>
           <w:szCs w:val="24"/>
         </w:rPr>
-        <w:t xml:space="preserve">Паспорт {{client_passport}}, выдан {{client_passport_issued}}</w:t>
+        <w:t xml:space="preserve">[[Паспорт {{client_passport}}]][[, выдан {{client_passport_issued}}]]</w:t>
       </w:r>
     </w:p>
     <w:p>
@@ -908,7 +908,7 @@
           <w:sz w:val="24"/>
           <w:szCs w:val="24"/>
         </w:rPr>
-        <w:t xml:space="preserve">Тел. {{client_phone}}</w:t>
+        <w:t xml:space="preserve">[[Тел. {{client_phone}}]]</w:t>
       </w:r>
     </w:p>
     <w:p>
@@ -1010,7 +1010,7 @@
           <w:sz w:val="24"/>
           <w:szCs w:val="24"/>
         </w:rPr>
-        <w:t xml:space="preserve">Паспорт {{seller_passport}}, выдан {{seller_passport_issued}}</w:t>
+        <w:t xml:space="preserve">[[Паспорт {{seller_passport}}]][[, выдан {{seller_passport_issued}}]]</w:t>
       </w:r>
     </w:p>
     <w:p>
@@ -1050,7 +1050,7 @@
           <w:sz w:val="24"/>
           <w:szCs w:val="24"/>
         </w:rPr>
-        <w:t xml:space="preserve">Тел. {{seller_phone}}</w:t>
+        <w:t xml:space="preserve">[[Тел. {{seller_phone}}]]</w:t>
       </w:r>
     </w:p>
     <w:p>

--- a/core/src/core/usecases/documents/builtin/blanks/contract-persons.docx
+++ b/core/src/core/usecases/documents/builtin/blanks/contract-persons.docx
@@ -154,7 +154,7 @@
           <w:sz w:val="24"/>
           <w:szCs w:val="24"/>
         </w:rPr>
-        <w:t xml:space="preserve">обязуется предоставлять {{subject}} по требованию Заказчика, а Заказчик обязуется их оплатить. </w:t>
+        <w:t xml:space="preserve">обязуется предоставлять услуги «{{subject}}» по требованию Заказчика, а Заказчик обязуется их оплатить. </w:t>
       </w:r>
     </w:p>
     <w:p>
